--- a/ru/discovery-articles/6.12 Полупроводниковые технологии.docx
+++ b/ru/discovery-articles/6.12 Полупроводниковые технологии.docx
@@ -4,13 +4,20 @@
   <w:body>
     <w:p>
       <w:pPr>
-        <w:spacing w:before="0" w:after="80"/>
+        <w:pStyle w:val="Title"/>
+        <w:widowControl/>
+      </w:pPr>
+      <w:r>
+        <w:t>6.12 Полупроводниковые технологии</w:t>
+      </w:r>
+    </w:p>
+    <w:p>
+      <w:pPr>
+        <w:keepNext/>
+        <w:widowControl/>
       </w:pPr>
       <w:r>
         <w:rPr>
-          <w:rFonts w:ascii="Calibri" w:hAnsi="Calibri" w:cs="Calibri"/>
-          <w:b/>
-          <w:color w:val="2E74B5"/>
           <w:sz w:val="20"/>
         </w:rPr>
         <w:t>6. Цифровые технологии, космос и связь</w:t>
@@ -19,121 +26,81 @@
     <w:p>
       <w:pPr>
         <w:keepNext/>
-        <w:spacing w:before="0" w:after="120"/>
+        <w:widowControl/>
       </w:pPr>
       <w:r>
         <w:rPr>
-          <w:rFonts w:ascii="Calibri" w:hAnsi="Calibri" w:cs="Calibri"/>
-          <w:b/>
-          <w:color w:val="0B2545"/>
-          <w:sz w:val="48"/>
+          <w:sz w:val="20"/>
         </w:rPr>
-        <w:t>6.12 Полупроводниковые технологии</w:t>
+        <w:t>Период: 1947 год — транзистор; 1958 год — интегральная схема; с 1960-х — масштабирование по закону Мура | Основные участники: Bell Labs, Texas Instruments, Intel, TSMC, ASML</w:t>
       </w:r>
     </w:p>
     <w:p>
       <w:pPr>
-        <w:spacing w:before="0" w:after="200" w:line="276" w:lineRule="auto"/>
+        <w:widowControl/>
       </w:pPr>
       <w:r>
-        <w:rPr>
-          <w:rFonts w:ascii="Calibri" w:hAnsi="Calibri" w:cs="Calibri"/>
-          <w:i/>
-          <w:color w:val="666666"/>
-          <w:sz w:val="21"/>
-        </w:rPr>
-        <w:t>Период: 1947 год — транзистор; 1958 год — интегральная схема; с 1960-х годов до наших дней — миниатюризация согласно закону Мура | Ключевые организации: Bell Labs; Texas Instruments; Intel; TSMC; ASML</w:t>
-      </w:r>
-    </w:p>
-    <w:p>
-      <w:pPr>
-        <w:spacing w:before="0" w:after="200" w:line="300" w:lineRule="auto"/>
-      </w:pPr>
-      <w:r>
-        <w:rPr>
-          <w:rFonts w:ascii="Calibri" w:hAnsi="Calibri" w:cs="Calibri"/>
-          <w:color w:val="0B2545"/>
-          <w:sz w:val="23"/>
-        </w:rPr>
-        <w:t>Полупроводниковые технологии позволяют создавать материалы с проводимостью между металлами и изоляторами и точно управлять их свойствами. На них основано промышленное производство микрочипов, солнечных элементов и светодиодов.</w:t>
+        <w:t>Полупроводниковые технологии позволяют создавать материалы, которые по электрическим свойствам занимают промежуточное положение между металлами и изоляторами, и управлять их свойствами. Это промышленная основа микросхем, солнечных элементов и светодиодов.</w:t>
       </w:r>
     </w:p>
     <w:p>
       <w:pPr>
         <w:pStyle w:val="Heading1"/>
+        <w:widowControl/>
       </w:pPr>
       <w:r>
-        <w:t>Ключевые факты</w:t>
+        <w:t>Кратко о главном</w:t>
       </w:r>
     </w:p>
     <w:p>
       <w:pPr>
-        <w:keepLines/>
-        <w:spacing w:after="80" w:line="300" w:lineRule="auto"/>
-        <w:numPr>
-          <w:ilvl w:val="0"/>
-          <w:numId w:val="10"/>
-        </w:numPr>
+        <w:pStyle w:val="ListBullet"/>
+        <w:widowControl/>
       </w:pPr>
       <w:r>
-        <w:t>Кремний остаётся главным полупроводниковым материалом для компьютерных микросхем.</w:t>
+        <w:t>В компьютерных микросхемах преобладает кремний.</w:t>
       </w:r>
     </w:p>
     <w:p>
       <w:pPr>
-        <w:keepLines/>
-        <w:spacing w:after="80" w:line="300" w:lineRule="auto"/>
-        <w:numPr>
-          <w:ilvl w:val="0"/>
-          <w:numId w:val="10"/>
-        </w:numPr>
+        <w:pStyle w:val="ListBullet"/>
+        <w:widowControl/>
       </w:pPr>
       <w:r>
-        <w:t>Легирование — добавление ничтожных количеств других элементов — позволяет настраивать проводимость.</w:t>
+        <w:t>Легирование добавляет малые количества других элементов для настройки проводимости.</w:t>
       </w:r>
     </w:p>
     <w:p>
       <w:pPr>
-        <w:keepLines/>
-        <w:spacing w:after="80" w:line="300" w:lineRule="auto"/>
-        <w:numPr>
-          <w:ilvl w:val="0"/>
-          <w:numId w:val="10"/>
-        </w:numPr>
+        <w:pStyle w:val="ListBullet"/>
+        <w:widowControl/>
       </w:pPr>
       <w:r>
-        <w:t>Производство полупроводников требует сверхчистых помещений и фотолитографии.</w:t>
+        <w:t>Производство требует сверхчистых помещений и фотолитографии — нанесения схем светом.</w:t>
       </w:r>
     </w:p>
     <w:p>
       <w:pPr>
-        <w:keepLines/>
-        <w:spacing w:after="80" w:line="300" w:lineRule="auto"/>
-        <w:numPr>
-          <w:ilvl w:val="0"/>
-          <w:numId w:val="10"/>
-        </w:numPr>
+        <w:pStyle w:val="ListBullet"/>
+        <w:widowControl/>
       </w:pPr>
       <w:r>
-        <w:t>Закон Мура на протяжении десятилетий описывал уменьшение размеров элементов микросхем.</w:t>
+        <w:t>Закон Мура описывал десятилетия уменьшения элементов.</w:t>
       </w:r>
     </w:p>
     <w:p>
       <w:pPr>
-        <w:keepLines/>
-        <w:spacing w:after="80" w:line="300" w:lineRule="auto"/>
-        <w:numPr>
-          <w:ilvl w:val="0"/>
-          <w:numId w:val="10"/>
-        </w:numPr>
+        <w:pStyle w:val="ListBullet"/>
+        <w:widowControl/>
       </w:pPr>
       <w:r>
-        <w:t>Полупроводниковая отрасль стала стратегической опорой мировой экономики.</w:t>
+        <w:t>Отрасль стала стратегической опорой мировой экономики.</w:t>
       </w:r>
     </w:p>
     <w:p>
       <w:pPr>
         <w:pStyle w:val="Heading1"/>
+        <w:widowControl/>
       </w:pPr>
       <w:r>
         <w:t>Что это такое</w:t>
@@ -141,143 +108,101 @@
     </w:p>
     <w:p>
       <w:pPr>
-        <w:keepLines w:val="0"/>
+        <w:widowControl/>
       </w:pPr>
       <w:r>
-        <w:t>Полупроводник — это материал, электрическую проводимость которого можно изменять нагревом, светом или добавлением ничтожного количества примесей — легированием. К полупроводникам относятся кремний, германий и такие соединения, как арсенид галлия.</w:t>
-      </w:r>
-    </w:p>
-    <w:p>
-      <w:pPr>
-        <w:keepLines w:val="0"/>
-      </w:pPr>
-      <w:r>
-        <w:t>Полупроводниковые технологии охватывают всю производственную цепочку: выращивание кристаллов, нарезку пластин, нанесение микроскопического рисунка и упаковку готовых микросхем. Это не отдельное устройство, а целая производственная экосистема.</w:t>
+        <w:t>Проводимость полупроводника можно изменять теплом, светом или малыми примесями — легированием. Примеры: кремний, германий, арсенид галлия. Технология охватывает выращивание кристаллов, резку пластин, нанесение рисунков и упаковку микросхем. Это не один прибор, а целая производственная система.</w:t>
       </w:r>
     </w:p>
     <w:p>
       <w:pPr>
         <w:pStyle w:val="Heading1"/>
+        <w:widowControl/>
       </w:pPr>
       <w:r>
-        <w:t>Кто это открыл или изобрёл</w:t>
+        <w:t>Кто открыл или изобрёл</w:t>
       </w:r>
     </w:p>
     <w:p>
       <w:pPr>
-        <w:keepLines w:val="0"/>
+        <w:widowControl/>
       </w:pPr>
       <w:r>
-        <w:t>Ещё в XIX веке физики заметили необычную проводимость некоторых кристаллов. После изобретения транзистора в 1947 году исследования полупроводников приобрели первостепенное значение.</w:t>
-      </w:r>
-    </w:p>
-    <w:p>
-      <w:pPr>
-        <w:keepLines w:val="0"/>
-      </w:pPr>
-      <w:r>
-        <w:t>Лаборатория Уильяма Шокли, компании Fairchild, Intel, TSMC и многие другие превратили физические открытия в массовую технологию. У полупроводников нет единственного изобретателя; среди их важнейших создателей — инженеры-технологи, чьи имена редко попадают в учебники.</w:t>
+        <w:t>Физики XIX века замечали необычную проводимость кристаллов. Транзистор 1947 года сделал область особенно востребованной. Лаборатория Шокли, Fairchild, Intel, TSMC — Taiwan Semiconductor Manufacturing Company, Тайваньская компания производства полупроводников, — и другие превратили физические принципы в промышленный процесс. Единственного изобретателя нет; важные технологи часто остаются вне учебников.</w:t>
       </w:r>
     </w:p>
     <w:p>
       <w:pPr>
         <w:pStyle w:val="Heading1"/>
+        <w:widowControl/>
       </w:pPr>
       <w:r>
-        <w:t>Когда и как это появилось</w:t>
+        <w:t>Когда и как появилось</w:t>
       </w:r>
     </w:p>
     <w:p>
       <w:pPr>
-        <w:keepLines w:val="0"/>
+        <w:widowControl/>
       </w:pPr>
       <w:r>
-        <w:t>Послевоенная электроника, затем космическая гонка и рынок бытовых устройств оплачивали разработку всё более чистых материалов и точных производственных процессов. Успех потребовал соединить химическую технологию, оптику и огромные капиталовложения.</w:t>
-      </w:r>
-    </w:p>
-    <w:p>
-      <w:pPr>
-        <w:keepLines w:val="0"/>
-      </w:pPr>
-      <w:r>
-        <w:t>К концу XX века передовая фабрика стоила миллиарды долларов и должна была непрерывно совершенствоваться, чтобы не отстать. Производство сосредоточилось в нескольких регионах: сначала в Кремниевой долине, а позднее и в Восточной Азии.</w:t>
+        <w:t>Послевоенная электроника, космическая гонка и бытовые устройства оплачивали более чистое и тонкое производство. Требовались химическая инженерия, оптика и огромный капитал. К концу XX века передовой завод стоил миллиарды и должен был постоянно обновлять технологии. Центры концентрировались в Кремниевой долине, позднее Восточной Азии.</w:t>
       </w:r>
     </w:p>
     <w:p>
       <w:pPr>
         <w:pStyle w:val="Heading1"/>
+        <w:widowControl/>
       </w:pPr>
       <w:r>
-        <w:t>Научное значение</w:t>
+        <w:t>Значение для науки</w:t>
       </w:r>
     </w:p>
     <w:p>
       <w:pPr>
-        <w:keepLines w:val="0"/>
+        <w:widowControl/>
       </w:pPr>
       <w:r>
-        <w:t>Полупроводниковая техника — это квантовая механика и химия материалов на практике. Зонная теория объясняет, почему кремний способен переключать электрический ток. Даже дефекты кристалла, обычно вредные, иногда намеренно используют как рабочий инструмент.</w:t>
-      </w:r>
-    </w:p>
-    <w:p>
-      <w:pPr>
-        <w:keepLines w:val="0"/>
-      </w:pPr>
-      <w:r>
-        <w:t>Отрасль доказала, что управлять веществом на атомном уровне можно не только в лаборатории, но и в массовом производстве. Отдельной наукой стало повышение выхода годных изделий — доли микросхем, которые исправно работают после изготовления.</w:t>
+        <w:t>Область применяет квантовую механику и химию материалов. Зонная теория объясняет переключение кремния. Дефекты иногда становятся не помехой, а инструментом. Управление свойствами на атомном уровне оказалось возможным не только в лабораторном опыте, но и в промышленном производстве. Выход годных — доля работающих кристаллов — превратился в самостоятельную исследовательскую задачу.</w:t>
       </w:r>
     </w:p>
     <w:p>
       <w:pPr>
         <w:pStyle w:val="Heading1"/>
+        <w:widowControl/>
       </w:pPr>
       <w:r>
-        <w:t>Влияние на последующее развитие</w:t>
+        <w:t>Влияние на дальнейшее развитие</w:t>
       </w:r>
     </w:p>
     <w:p>
       <w:pPr>
-        <w:keepLines w:val="0"/>
+        <w:widowControl/>
       </w:pPr>
       <w:r>
-        <w:t>Из того же семейства материалов выросли солнечная энергетика, светодиоды, силовая электроника для электромобилей и разнообразные датчики. Новым шагом к уменьшению транзисторов стала литография в экстремальном ультрафиолете. Продолжаются поиски материалов, способных дополнить или заменить кремний.</w:t>
-      </w:r>
-    </w:p>
-    <w:p>
-      <w:pPr>
-        <w:keepLines w:val="0"/>
-      </w:pPr>
-      <w:r>
-        <w:t>Ограничения на экспорт микрочипов и оборудования теперь влияют на международную политику. Последствия развития технологии стали не только техническими, но и экономическими.</w:t>
+        <w:t>Из того же семейства выросли солнечные элементы, светодиоды, силовая электроника электромобилей и датчики. Литография в экстремальном ультрафиолете стала новым шагом к малым транзисторам; её оборудование связано, в частности, с компанией ASML. Исследуются материалы за пределами кремния. Правила экспорта чипов влияют на дипломатию: продолжение технологии экономическое не меньше технического.</w:t>
       </w:r>
     </w:p>
     <w:p>
       <w:pPr>
         <w:pStyle w:val="Heading1"/>
+        <w:widowControl/>
       </w:pPr>
       <w:r>
-        <w:t>Как это изменило жизнь людей</w:t>
+        <w:t>Как изменило жизнь людей</w:t>
       </w:r>
     </w:p>
     <w:p>
       <w:pPr>
-        <w:keepLines w:val="0"/>
+        <w:widowControl/>
       </w:pPr>
       <w:r>
-        <w:t>Почти каждое современное удобство незаметно опирается на существование полупроводниковых фабрик. Лампы стали светодиодными, плёнку в фотоаппаратах заменили электронные матрицы, а автомобили превратились в компьютеры на колёсах.</w:t>
-      </w:r>
-    </w:p>
-    <w:p>
-      <w:pPr>
-        <w:keepLines w:val="0"/>
-      </w:pPr>
-      <w:r>
-        <w:t>Общество, которое не может производить или приобретать микрочипы, лишается полноценного участия в цифровой жизни. Прогресс человечества теперь связан со сверхчистыми производственными помещениями, которых большинство людей никогда не увидит. Эта скрытая зависимость и есть главная история полупроводниковой технологии.</w:t>
+        <w:t>Почти все современные удобства предполагают существование полупроводниковых заводов. Лампы стали светодиодами, камеры — электронными датчиками, автомобили — компьютерами. Без возможности производить или покупать чипы общества не могут полноценно участвовать в цифровой жизни. Развитие связано с чистыми комнатами, которых большинство никогда не увидит. Такая скрытая зависимость — центральная история технологии.</w:t>
       </w:r>
     </w:p>
     <w:p>
       <w:pPr>
         <w:pStyle w:val="Heading1"/>
+        <w:widowControl/>
       </w:pPr>
       <w:r>
         <w:t>Источники и литература</w:t>
@@ -286,166 +211,173 @@
     <w:p>
       <w:pPr>
         <w:pStyle w:val="Heading2"/>
+        <w:widowControl/>
       </w:pPr>
       <w:r>
-        <w:t>A. Книги и крупные научные труды</w:t>
+        <w:rPr>
+          <w:sz w:val="20"/>
+        </w:rPr>
+        <w:t>Книги и основные научные труды</w:t>
       </w:r>
     </w:p>
     <w:p>
       <w:pPr>
-        <w:keepLines/>
-        <w:spacing w:after="80" w:line="300" w:lineRule="auto"/>
-        <w:numPr>
-          <w:ilvl w:val="0"/>
-          <w:numId w:val="11"/>
-        </w:numPr>
+        <w:widowControl/>
       </w:pPr>
       <w:r>
-        <w:t>Миллер, Крис. Chip War. Нью-Йорк: Scribner, 2022.</w:t>
+        <w:rPr>
+          <w:sz w:val="20"/>
+        </w:rPr>
+        <w:t>1. Miller, Chris. Chip War. New York: Scribner, 2022.</w:t>
       </w:r>
     </w:p>
     <w:p>
       <w:pPr>
-        <w:keepLines/>
-        <w:spacing w:after="80" w:line="300" w:lineRule="auto"/>
-        <w:numPr>
-          <w:ilvl w:val="0"/>
-          <w:numId w:val="11"/>
-        </w:numPr>
+        <w:widowControl/>
       </w:pPr>
       <w:r>
-        <w:t>Винчестер, Саймон. The Perfectionists. Нью-Йорк: HarperCollins, 2018.</w:t>
+        <w:rPr>
+          <w:sz w:val="20"/>
+        </w:rPr>
+        <w:t>2. Winchester, Simon. The Perfectionists. New York: HarperCollins, 2018.</w:t>
       </w:r>
     </w:p>
     <w:p>
       <w:pPr>
         <w:pStyle w:val="Heading2"/>
+        <w:widowControl/>
       </w:pPr>
       <w:r>
-        <w:t>C. Материалы научных учреждений и энциклопедий</w:t>
+        <w:rPr>
+          <w:sz w:val="20"/>
+        </w:rPr>
+        <w:t>Материалы организаций и энциклопедии</w:t>
       </w:r>
     </w:p>
     <w:p>
       <w:pPr>
-        <w:keepLines/>
-        <w:spacing w:after="80" w:line="300" w:lineRule="auto"/>
-        <w:numPr>
-          <w:ilvl w:val="0"/>
-          <w:numId w:val="12"/>
-        </w:numPr>
+        <w:widowControl/>
       </w:pPr>
       <w:r>
-        <w:t xml:space="preserve">ASML. Обзор литографических технологий. </w:t>
+        <w:rPr>
+          <w:sz w:val="20"/>
+        </w:rPr>
+        <w:t xml:space="preserve">1. ASML. Lithography technology overview. </w:t>
       </w:r>
+      <w:hyperlink r:id="rId9">
+        <w:r>
+          <w:rPr>
+            <w:sz w:val="20"/>
+          </w:rPr>
+          <w:t>https://www.asml.com/en/technology</w:t>
+        </w:r>
+      </w:hyperlink>
       <w:r>
-        <w:t xml:space="preserve"> </w:t>
+        <w:rPr>
+          <w:sz w:val="20"/>
+        </w:rPr>
+      </w:r>
+    </w:p>
+    <w:p>
+      <w:pPr>
+        <w:widowControl/>
+      </w:pPr>
+      <w:r>
+        <w:rPr>
+          <w:sz w:val="20"/>
+        </w:rPr>
+        <w:t xml:space="preserve">2. Encyclopaedia Britannica. 'Semiconductor.' </w:t>
+      </w:r>
+      <w:hyperlink r:id="rId10">
+        <w:r>
+          <w:rPr>
+            <w:sz w:val="20"/>
+          </w:rPr>
+          <w:t>https://www.britannica.com/science/semiconductor</w:t>
+        </w:r>
+      </w:hyperlink>
+      <w:r>
+        <w:rPr>
+          <w:sz w:val="20"/>
+        </w:rPr>
+      </w:r>
+    </w:p>
+    <w:p>
+      <w:pPr>
+        <w:pStyle w:val="Heading2"/>
+        <w:widowControl/>
+      </w:pPr>
+      <w:r>
+        <w:rPr>
+          <w:sz w:val="20"/>
+        </w:rPr>
+        <w:t>Материалы музеев, архивов и библиотек</w:t>
+      </w:r>
+    </w:p>
+    <w:p>
+      <w:pPr>
+        <w:widowControl/>
+      </w:pPr>
+      <w:r>
+        <w:rPr>
+          <w:sz w:val="20"/>
+        </w:rPr>
+        <w:t xml:space="preserve">1. Computer History Museum. Semiconductor manufacturing history. </w:t>
       </w:r>
       <w:hyperlink r:id="rId11">
         <w:r>
           <w:rPr>
-            <w:color w:val="0563C1"/>
-            <w:u w:val="single"/>
+            <w:sz w:val="20"/>
           </w:rPr>
-          <w:t>https://www.asml.com/en/technology</w:t>
+          <w:t>https://www.computerhistory.org/siliconengine/</w:t>
         </w:r>
       </w:hyperlink>
+      <w:r>
+        <w:rPr>
+          <w:sz w:val="20"/>
+        </w:rPr>
+      </w:r>
     </w:p>
     <w:p>
       <w:pPr>
-        <w:keepLines/>
-        <w:spacing w:after="80" w:line="300" w:lineRule="auto"/>
-        <w:numPr>
-          <w:ilvl w:val="0"/>
-          <w:numId w:val="12"/>
-        </w:numPr>
+        <w:pStyle w:val="Heading2"/>
+        <w:widowControl/>
       </w:pPr>
       <w:r>
-        <w:t xml:space="preserve">Encyclopaedia Britannica. «Semiconductor». </w:t>
+        <w:rPr>
+          <w:sz w:val="20"/>
+        </w:rPr>
+        <w:t>Пресса, научно-популярные и справочные материалы</w:t>
       </w:r>
+    </w:p>
+    <w:p>
+      <w:pPr>
+        <w:widowControl/>
+      </w:pPr>
       <w:r>
-        <w:t xml:space="preserve"> </w:t>
+        <w:rPr>
+          <w:sz w:val="20"/>
+        </w:rPr>
+        <w:t xml:space="preserve">1. Council on Foreign Relations. Conversation with Chris Miller on chip geopolitics. </w:t>
       </w:r>
       <w:hyperlink r:id="rId12">
         <w:r>
           <w:rPr>
-            <w:color w:val="0563C1"/>
-            <w:u w:val="single"/>
-          </w:rPr>
-          <w:t>https://www.britannica.com/science/semiconductor</w:t>
-        </w:r>
-      </w:hyperlink>
-    </w:p>
-    <w:p>
-      <w:pPr>
-        <w:pStyle w:val="Heading2"/>
-      </w:pPr>
-      <w:r>
-        <w:t>D. Музейные, архивные и библиотечные материалы</w:t>
-      </w:r>
-    </w:p>
-    <w:p>
-      <w:pPr>
-        <w:keepLines/>
-        <w:spacing w:after="80" w:line="300" w:lineRule="auto"/>
-        <w:numPr>
-          <w:ilvl w:val="0"/>
-          <w:numId w:val="13"/>
-        </w:numPr>
-      </w:pPr>
-      <w:r>
-        <w:t xml:space="preserve">Музей истории компьютеров. История производства полупроводников. </w:t>
-      </w:r>
-      <w:r>
-        <w:t xml:space="preserve"> </w:t>
-      </w:r>
-      <w:hyperlink r:id="rId13">
-        <w:r>
-          <w:rPr>
-            <w:color w:val="0563C1"/>
-            <w:u w:val="single"/>
-          </w:rPr>
-          <w:t>https://www.computerhistory.org/siliconengine/</w:t>
-        </w:r>
-      </w:hyperlink>
-    </w:p>
-    <w:p>
-      <w:pPr>
-        <w:pStyle w:val="Heading2"/>
-      </w:pPr>
-      <w:r>
-        <w:t>J. Пресса, популярная наука и общие справочные материалы</w:t>
-      </w:r>
-    </w:p>
-    <w:p>
-      <w:pPr>
-        <w:keepLines/>
-        <w:spacing w:after="80" w:line="300" w:lineRule="auto"/>
-        <w:numPr>
-          <w:ilvl w:val="0"/>
-          <w:numId w:val="14"/>
-        </w:numPr>
-      </w:pPr>
-      <w:r>
-        <w:t xml:space="preserve">Council on Foreign Relations. Беседа с Крисом Миллером о геополитике микрочипов. </w:t>
-      </w:r>
-      <w:r>
-        <w:t xml:space="preserve"> </w:t>
-      </w:r>
-      <w:hyperlink r:id="rId14">
-        <w:r>
-          <w:rPr>
-            <w:color w:val="0563C1"/>
-            <w:u w:val="single"/>
+            <w:sz w:val="20"/>
           </w:rPr>
           <w:t>https://www.cfr.org/articles/war-over-worlds-most-critical-technology-conversation-chris-miller</w:t>
         </w:r>
       </w:hyperlink>
+      <w:r>
+        <w:rPr>
+          <w:sz w:val="20"/>
+        </w:rPr>
+      </w:r>
     </w:p>
     <w:sectPr>
-      <w:headerReference w:type="default" r:id="rId9"/>
-      <w:footerReference w:type="default" r:id="rId10"/>
-      <w:pgSz w:w="12240" w:h="15840"/>
-      <w:pgMar w:top="1440" w:right="1440" w:bottom="1440" w:left="1440" w:header="708" w:footer="708" w:gutter="0"/>
+      <w:footerReference w:type="default" r:id="rId13"/>
+      <w:pgSz w:w="11906" w:h="16838"/>
+      <w:pgMar w:top="1020" w:right="1134" w:bottom="1020" w:left="1134" w:header="720" w:footer="720" w:gutter="0"/>
       <w:cols w:space="720"/>
       <w:docGrid w:linePitch="360"/>
     </w:sectPr>
@@ -458,60 +390,11 @@
   <w:p>
     <w:pPr>
       <w:pStyle w:val="Footer"/>
-      <w:spacing w:before="0" w:after="0"/>
       <w:jc w:val="right"/>
     </w:pPr>
-    <w:r>
-      <w:rPr>
-        <w:rFonts w:ascii="Calibri" w:hAnsi="Calibri" w:cs="Calibri"/>
-        <w:color w:val="666666"/>
-        <w:sz w:val="18"/>
-      </w:rPr>
-      <w:t xml:space="preserve">Страница </w:t>
-    </w:r>
-    <w:r>
-      <w:rPr>
-        <w:rFonts w:ascii="Calibri" w:hAnsi="Calibri" w:cs="Calibri"/>
-        <w:color w:val="666666"/>
-        <w:sz w:val="18"/>
-      </w:rPr>
-      <w:fldChar w:fldCharType="begin"/>
-      <w:instrText xml:space="preserve"> PAGE </w:instrText>
-      <w:fldChar w:fldCharType="separate"/>
-      <w:t>1</w:t>
-      <w:fldChar w:fldCharType="end"/>
-    </w:r>
+    <w:fldSimple w:instr="PAGE"/>
   </w:p>
 </w:ftr>
-</file>
-
-<file path=word/header1.xml><?xml version="1.0" encoding="utf-8"?>
-<w:hdr xmlns:m="http://schemas.openxmlformats.org/officeDocument/2006/math" xmlns:mc="http://schemas.openxmlformats.org/markup-compatibility/2006" xmlns:mo="http://schemas.microsoft.com/office/mac/office/2008/main" xmlns:mv="urn:schemas-microsoft-com:mac:vml" xmlns:o="urn:schemas-microsoft-com:office:office" xmlns:r="http://schemas.openxmlformats.org/officeDocument/2006/relationships" xmlns:v="urn:schemas-microsoft-com:vml" xmlns:w10="urn:schemas-microsoft-com:office:word" xmlns:w14="http://schemas.microsoft.com/office/word/2010/wordml" xmlns:w="http://schemas.openxmlformats.org/wordprocessingml/2006/main" xmlns:wne="http://schemas.microsoft.com/office/word/2006/wordml" xmlns:wp14="http://schemas.microsoft.com/office/word/2010/wordprocessingDrawing" xmlns:wp="http://schemas.openxmlformats.org/drawingml/2006/wordprocessingDrawing" xmlns:wpc="http://schemas.microsoft.com/office/word/2010/wordprocessingCanvas" xmlns:wpg="http://schemas.microsoft.com/office/word/2010/wordprocessingGroup" xmlns:wpi="http://schemas.microsoft.com/office/word/2010/wordprocessingInk" xmlns:wps="http://schemas.microsoft.com/office/word/2010/wordprocessingShape" mc:Ignorable="w14 wp14">
-  <w:p>
-    <w:pPr>
-      <w:pStyle w:val="Header"/>
-      <w:spacing w:after="0"/>
-      <w:jc w:val="left"/>
-    </w:pPr>
-    <w:r>
-      <w:rPr>
-        <w:rFonts w:ascii="Calibri" w:hAnsi="Calibri" w:cs="Calibri"/>
-        <w:b/>
-        <w:color w:val="666666"/>
-        <w:sz w:val="18"/>
-      </w:rPr>
-      <w:t>Открытия и изобретения</w:t>
-    </w:r>
-    <w:r>
-      <w:rPr>
-        <w:rFonts w:ascii="Calibri" w:hAnsi="Calibri" w:cs="Calibri"/>
-        <w:color w:val="666666"/>
-        <w:sz w:val="18"/>
-      </w:rPr>
-      <w:t xml:space="preserve">    |    6. Цифровые технологии, космос и связь</w:t>
-    </w:r>
-  </w:p>
-</w:hdr>
 </file>
 
 <file path=word/numbering.xml><?xml version="1.0" encoding="utf-8"?>
@@ -714,96 +597,6 @@
   <w:num w:numId="9">
     <w:abstractNumId w:val="0"/>
   </w:num>
-  <w:abstractNum w:abstractNumId="9">
-    <w:multiLevelType w:val="singleLevel"/>
-    <w:lvl w:ilvl="0">
-      <w:start w:val="1"/>
-      <w:numFmt w:val="bullet"/>
-      <w:lvlText w:val="•"/>
-      <w:lvlJc w:val="left"/>
-      <w:pPr>
-        <w:tabs>
-          <w:tab w:val="num" w:pos="540"/>
-        </w:tabs>
-        <w:ind w:left="540" w:hanging="270"/>
-      </w:pPr>
-    </w:lvl>
-  </w:abstractNum>
-  <w:num w:numId="10">
-    <w:abstractNumId w:val="9"/>
-  </w:num>
-  <w:abstractNum w:abstractNumId="10">
-    <w:multiLevelType w:val="singleLevel"/>
-    <w:lvl w:ilvl="0">
-      <w:start w:val="1"/>
-      <w:numFmt w:val="decimal"/>
-      <w:lvlText w:val="%1."/>
-      <w:lvlJc w:val="left"/>
-      <w:pPr>
-        <w:tabs>
-          <w:tab w:val="num" w:pos="540"/>
-        </w:tabs>
-        <w:ind w:left="540" w:hanging="270"/>
-      </w:pPr>
-    </w:lvl>
-  </w:abstractNum>
-  <w:num w:numId="11">
-    <w:abstractNumId w:val="10"/>
-  </w:num>
-  <w:abstractNum w:abstractNumId="11">
-    <w:multiLevelType w:val="singleLevel"/>
-    <w:lvl w:ilvl="0">
-      <w:start w:val="1"/>
-      <w:numFmt w:val="decimal"/>
-      <w:lvlText w:val="%1."/>
-      <w:lvlJc w:val="left"/>
-      <w:pPr>
-        <w:tabs>
-          <w:tab w:val="num" w:pos="540"/>
-        </w:tabs>
-        <w:ind w:left="540" w:hanging="270"/>
-      </w:pPr>
-    </w:lvl>
-  </w:abstractNum>
-  <w:num w:numId="12">
-    <w:abstractNumId w:val="11"/>
-  </w:num>
-  <w:abstractNum w:abstractNumId="12">
-    <w:multiLevelType w:val="singleLevel"/>
-    <w:lvl w:ilvl="0">
-      <w:start w:val="1"/>
-      <w:numFmt w:val="decimal"/>
-      <w:lvlText w:val="%1."/>
-      <w:lvlJc w:val="left"/>
-      <w:pPr>
-        <w:tabs>
-          <w:tab w:val="num" w:pos="540"/>
-        </w:tabs>
-        <w:ind w:left="540" w:hanging="270"/>
-      </w:pPr>
-    </w:lvl>
-  </w:abstractNum>
-  <w:num w:numId="13">
-    <w:abstractNumId w:val="12"/>
-  </w:num>
-  <w:abstractNum w:abstractNumId="13">
-    <w:multiLevelType w:val="singleLevel"/>
-    <w:lvl w:ilvl="0">
-      <w:start w:val="1"/>
-      <w:numFmt w:val="decimal"/>
-      <w:lvlText w:val="%1."/>
-      <w:lvlJc w:val="left"/>
-      <w:pPr>
-        <w:tabs>
-          <w:tab w:val="num" w:pos="540"/>
-        </w:tabs>
-        <w:ind w:left="540" w:hanging="270"/>
-      </w:pPr>
-    </w:lvl>
-  </w:abstractNum>
-  <w:num w:numId="14">
-    <w:abstractNumId w:val="13"/>
-  </w:num>
 </w:numbering>
 </file>
 
@@ -812,7 +605,7 @@
   <w:docDefaults>
     <w:rPrDefault>
       <w:rPr>
-        <w:rFonts w:asciiTheme="minorHAnsi" w:eastAsiaTheme="minorEastAsia" w:hAnsiTheme="minorHAnsi" w:cstheme="minorBidi"/>
+        <w:rFonts/>
         <w:sz w:val="22"/>
         <w:szCs w:val="22"/>
         <w:lang w:val="en-US" w:eastAsia="en-US" w:bidi="ar-SA"/>
@@ -968,12 +761,13 @@
     <w:qFormat/>
     <w:rsid w:val="00FC693F"/>
     <w:pPr>
-      <w:widowControl/>
-      <w:spacing w:before="0" w:after="120" w:line="300" w:lineRule="auto"/>
+      <w:spacing w:after="120" w:line="259" w:lineRule="auto"/>
     </w:pPr>
     <w:rPr>
-      <w:rFonts w:ascii="Calibri" w:hAnsi="Calibri" w:cs="Calibri"/>
-      <w:sz w:val="22"/>
+      <w:rFonts w:ascii="Times New Roman" w:hAnsi="Times New Roman"/>
+      <w:color w:val="000000"/>
+      <w:sz w:val="24"/>
+      <w:lang w:val="ru-RU"/>
     </w:rPr>
   </w:style>
   <w:style w:type="paragraph" w:styleId="Header">
@@ -1031,16 +825,17 @@
     <w:pPr>
       <w:keepNext/>
       <w:keepLines/>
-      <w:spacing w:before="360" w:after="200"/>
+      <w:spacing w:before="480" w:after="120" w:line="259" w:lineRule="auto"/>
       <w:outlineLvl w:val="0"/>
     </w:pPr>
     <w:rPr>
-      <w:rFonts w:asciiTheme="majorHAnsi" w:eastAsiaTheme="majorEastAsia" w:hAnsiTheme="majorHAnsi" w:cstheme="majorBidi" w:ascii="Calibri" w:hAnsi="Calibri" w:cs="Calibri"/>
+      <w:rFonts w:ascii="Times New Roman" w:hAnsi="Times New Roman"/>
       <w:b/>
       <w:bCs/>
-      <w:color w:val="2E74B5"/>
-      <w:sz w:val="32"/>
+      <w:color w:val="000000"/>
+      <w:sz w:val="26"/>
       <w:szCs w:val="28"/>
+      <w:lang w:val="ru-RU"/>
     </w:rPr>
   </w:style>
   <w:style w:type="paragraph" w:styleId="Heading2">
@@ -1055,16 +850,17 @@
     <w:pPr>
       <w:keepNext/>
       <w:keepLines/>
-      <w:spacing w:before="280" w:after="140"/>
+      <w:spacing w:before="200" w:after="120" w:line="259" w:lineRule="auto"/>
       <w:outlineLvl w:val="1"/>
     </w:pPr>
     <w:rPr>
-      <w:rFonts w:asciiTheme="majorHAnsi" w:eastAsiaTheme="majorEastAsia" w:hAnsiTheme="majorHAnsi" w:cstheme="majorBidi" w:ascii="Calibri" w:hAnsi="Calibri" w:cs="Calibri"/>
+      <w:rFonts w:ascii="Times New Roman" w:hAnsi="Times New Roman"/>
       <w:b/>
       <w:bCs/>
-      <w:color w:val="2E74B5"/>
+      <w:color w:val="000000"/>
       <w:sz w:val="26"/>
       <w:szCs w:val="26"/>
+      <w:lang w:val="ru-RU"/>
     </w:rPr>
   </w:style>
   <w:style w:type="paragraph" w:styleId="Heading3">
@@ -1079,15 +875,14 @@
     <w:pPr>
       <w:keepNext/>
       <w:keepLines/>
-      <w:spacing w:before="200" w:after="100"/>
+      <w:spacing w:before="200" w:after="0"/>
       <w:outlineLvl w:val="2"/>
     </w:pPr>
     <w:rPr>
-      <w:rFonts w:asciiTheme="majorHAnsi" w:eastAsiaTheme="majorEastAsia" w:hAnsiTheme="majorHAnsi" w:cstheme="majorBidi" w:ascii="Calibri" w:hAnsi="Calibri" w:cs="Calibri"/>
+      <w:rFonts/>
       <w:b/>
       <w:bCs/>
-      <w:color w:val="1F4D78"/>
-      <w:sz w:val="24"/>
+      <w:color w:val="4F81BD" w:themeColor="accent1"/>
     </w:rPr>
   </w:style>
   <w:style w:type="paragraph" w:styleId="Heading4">
@@ -1107,7 +902,7 @@
       <w:outlineLvl w:val="3"/>
     </w:pPr>
     <w:rPr>
-      <w:rFonts w:asciiTheme="majorHAnsi" w:eastAsiaTheme="majorEastAsia" w:hAnsiTheme="majorHAnsi" w:cstheme="majorBidi"/>
+      <w:rFonts/>
       <w:b/>
       <w:bCs/>
       <w:i/>
@@ -1132,7 +927,7 @@
       <w:outlineLvl w:val="4"/>
     </w:pPr>
     <w:rPr>
-      <w:rFonts w:asciiTheme="majorHAnsi" w:eastAsiaTheme="majorEastAsia" w:hAnsiTheme="majorHAnsi" w:cstheme="majorBidi"/>
+      <w:rFonts/>
       <w:color w:val="243F60" w:themeColor="accent1" w:themeShade="7F"/>
     </w:rPr>
   </w:style>
@@ -1153,7 +948,7 @@
       <w:outlineLvl w:val="5"/>
     </w:pPr>
     <w:rPr>
-      <w:rFonts w:asciiTheme="majorHAnsi" w:eastAsiaTheme="majorEastAsia" w:hAnsiTheme="majorHAnsi" w:cstheme="majorBidi"/>
+      <w:rFonts/>
       <w:i/>
       <w:iCs/>
       <w:color w:val="243F60" w:themeColor="accent1" w:themeShade="7F"/>
@@ -1176,7 +971,7 @@
       <w:outlineLvl w:val="6"/>
     </w:pPr>
     <w:rPr>
-      <w:rFonts w:asciiTheme="majorHAnsi" w:eastAsiaTheme="majorEastAsia" w:hAnsiTheme="majorHAnsi" w:cstheme="majorBidi"/>
+      <w:rFonts/>
       <w:i/>
       <w:iCs/>
       <w:color w:val="404040" w:themeColor="text1" w:themeTint="BF"/>
@@ -1199,7 +994,7 @@
       <w:outlineLvl w:val="7"/>
     </w:pPr>
     <w:rPr>
-      <w:rFonts w:asciiTheme="majorHAnsi" w:eastAsiaTheme="majorEastAsia" w:hAnsiTheme="majorHAnsi" w:cstheme="majorBidi"/>
+      <w:rFonts/>
       <w:color w:val="4F81BD" w:themeColor="accent1"/>
       <w:sz w:val="20"/>
       <w:szCs w:val="20"/>
@@ -1222,7 +1017,7 @@
       <w:outlineLvl w:val="8"/>
     </w:pPr>
     <w:rPr>
-      <w:rFonts w:asciiTheme="majorHAnsi" w:eastAsiaTheme="majorEastAsia" w:hAnsiTheme="majorHAnsi" w:cstheme="majorBidi"/>
+      <w:rFonts/>
       <w:i/>
       <w:iCs/>
       <w:color w:val="404040" w:themeColor="text1" w:themeTint="BF"/>
@@ -1273,7 +1068,7 @@
     <w:uiPriority w:val="9"/>
     <w:rsid w:val="00FC693F"/>
     <w:rPr>
-      <w:rFonts w:asciiTheme="majorHAnsi" w:eastAsiaTheme="majorEastAsia" w:hAnsiTheme="majorHAnsi" w:cstheme="majorBidi"/>
+      <w:rFonts/>
       <w:b/>
       <w:bCs/>
       <w:color w:val="365F91" w:themeColor="accent1" w:themeShade="BF"/>
@@ -1288,7 +1083,7 @@
     <w:uiPriority w:val="9"/>
     <w:rsid w:val="00FC693F"/>
     <w:rPr>
-      <w:rFonts w:asciiTheme="majorHAnsi" w:eastAsiaTheme="majorEastAsia" w:hAnsiTheme="majorHAnsi" w:cstheme="majorBidi"/>
+      <w:rFonts/>
       <w:b/>
       <w:bCs/>
       <w:color w:val="4F81BD" w:themeColor="accent1"/>
@@ -1303,7 +1098,7 @@
     <w:uiPriority w:val="9"/>
     <w:rsid w:val="00FC693F"/>
     <w:rPr>
-      <w:rFonts w:asciiTheme="majorHAnsi" w:eastAsiaTheme="majorEastAsia" w:hAnsiTheme="majorHAnsi" w:cstheme="majorBidi"/>
+      <w:rFonts/>
       <w:b/>
       <w:bCs/>
       <w:color w:val="4F81BD" w:themeColor="accent1"/>
@@ -1318,19 +1113,17 @@
     <w:qFormat/>
     <w:rsid w:val="00FC693F"/>
     <w:pPr>
-      <w:pBdr>
-        <w:bottom w:val="single" w:sz="8" w:space="4" w:color="4F81BD" w:themeColor="accent1"/>
-      </w:pBdr>
-      <w:spacing w:after="300" w:line="240" w:lineRule="auto"/>
+      <w:spacing w:after="120" w:line="259" w:lineRule="auto"/>
       <w:contextualSpacing/>
     </w:pPr>
     <w:rPr>
-      <w:rFonts w:asciiTheme="majorHAnsi" w:eastAsiaTheme="majorEastAsia" w:hAnsiTheme="majorHAnsi" w:cstheme="majorBidi"/>
-      <w:color w:val="17365D" w:themeColor="text2" w:themeShade="BF"/>
+      <w:rFonts w:ascii="Times New Roman" w:hAnsi="Times New Roman"/>
+      <w:color w:val="000000"/>
       <w:spacing w:val="5"/>
       <w:kern w:val="28"/>
-      <w:sz w:val="52"/>
+      <w:sz w:val="40"/>
       <w:szCs w:val="52"/>
+      <w:lang w:val="ru-RU"/>
     </w:rPr>
   </w:style>
   <w:style w:type="character" w:customStyle="1" w:styleId="TitleChar">
@@ -1340,7 +1133,7 @@
     <w:uiPriority w:val="10"/>
     <w:rsid w:val="00FC693F"/>
     <w:rPr>
-      <w:rFonts w:asciiTheme="majorHAnsi" w:eastAsiaTheme="majorEastAsia" w:hAnsiTheme="majorHAnsi" w:cstheme="majorBidi"/>
+      <w:rFonts/>
       <w:color w:val="17365D" w:themeColor="text2" w:themeShade="BF"/>
       <w:spacing w:val="5"/>
       <w:kern w:val="28"/>
@@ -1362,7 +1155,7 @@
       </w:numPr>
     </w:pPr>
     <w:rPr>
-      <w:rFonts w:asciiTheme="majorHAnsi" w:eastAsiaTheme="majorEastAsia" w:hAnsiTheme="majorHAnsi" w:cstheme="majorBidi"/>
+      <w:rFonts/>
       <w:i/>
       <w:iCs/>
       <w:color w:val="4F81BD" w:themeColor="accent1"/>
@@ -1378,7 +1171,7 @@
     <w:uiPriority w:val="11"/>
     <w:rsid w:val="00FC693F"/>
     <w:rPr>
-      <w:rFonts w:asciiTheme="majorHAnsi" w:eastAsiaTheme="majorEastAsia" w:hAnsiTheme="majorHAnsi" w:cstheme="majorBidi"/>
+      <w:rFonts/>
       <w:i/>
       <w:iCs/>
       <w:color w:val="4F81BD" w:themeColor="accent1"/>
@@ -1503,8 +1296,15 @@
       <w:numPr>
         <w:numId w:val="1"/>
       </w:numPr>
+      <w:spacing w:after="120" w:line="259" w:lineRule="auto"/>
       <w:contextualSpacing/>
     </w:pPr>
+    <w:rPr>
+      <w:rFonts w:ascii="Times New Roman" w:hAnsi="Times New Roman"/>
+      <w:color w:val="000000"/>
+      <w:sz w:val="24"/>
+      <w:lang w:val="ru-RU"/>
+    </w:rPr>
   </w:style>
   <w:style w:type="paragraph" w:styleId="ListBullet2">
     <w:name w:val="List Bullet 2"/>
@@ -1676,7 +1476,7 @@
     <w:semiHidden/>
     <w:rsid w:val="00FC693F"/>
     <w:rPr>
-      <w:rFonts w:asciiTheme="majorHAnsi" w:eastAsiaTheme="majorEastAsia" w:hAnsiTheme="majorHAnsi" w:cstheme="majorBidi"/>
+      <w:rFonts/>
       <w:b/>
       <w:bCs/>
       <w:i/>
@@ -1692,7 +1492,7 @@
     <w:semiHidden/>
     <w:rsid w:val="00FC693F"/>
     <w:rPr>
-      <w:rFonts w:asciiTheme="majorHAnsi" w:eastAsiaTheme="majorEastAsia" w:hAnsiTheme="majorHAnsi" w:cstheme="majorBidi"/>
+      <w:rFonts/>
       <w:color w:val="243F60" w:themeColor="accent1" w:themeShade="7F"/>
     </w:rPr>
   </w:style>
@@ -1704,7 +1504,7 @@
     <w:semiHidden/>
     <w:rsid w:val="00FC693F"/>
     <w:rPr>
-      <w:rFonts w:asciiTheme="majorHAnsi" w:eastAsiaTheme="majorEastAsia" w:hAnsiTheme="majorHAnsi" w:cstheme="majorBidi"/>
+      <w:rFonts/>
       <w:i/>
       <w:iCs/>
       <w:color w:val="243F60" w:themeColor="accent1" w:themeShade="7F"/>
@@ -1718,7 +1518,7 @@
     <w:semiHidden/>
     <w:rsid w:val="00FC693F"/>
     <w:rPr>
-      <w:rFonts w:asciiTheme="majorHAnsi" w:eastAsiaTheme="majorEastAsia" w:hAnsiTheme="majorHAnsi" w:cstheme="majorBidi"/>
+      <w:rFonts/>
       <w:i/>
       <w:iCs/>
       <w:color w:val="404040" w:themeColor="text1" w:themeTint="BF"/>
@@ -1732,7 +1532,7 @@
     <w:semiHidden/>
     <w:rsid w:val="00FC693F"/>
     <w:rPr>
-      <w:rFonts w:asciiTheme="majorHAnsi" w:eastAsiaTheme="majorEastAsia" w:hAnsiTheme="majorHAnsi" w:cstheme="majorBidi"/>
+      <w:rFonts/>
       <w:color w:val="4F81BD" w:themeColor="accent1"/>
       <w:sz w:val="20"/>
       <w:szCs w:val="20"/>
@@ -1746,7 +1546,7 @@
     <w:semiHidden/>
     <w:rsid w:val="00FC693F"/>
     <w:rPr>
-      <w:rFonts w:asciiTheme="majorHAnsi" w:eastAsiaTheme="majorEastAsia" w:hAnsiTheme="majorHAnsi" w:cstheme="majorBidi"/>
+      <w:rFonts/>
       <w:i/>
       <w:iCs/>
       <w:color w:val="404040" w:themeColor="text1" w:themeTint="BF"/>
@@ -1805,9 +1605,6 @@
     <w:qFormat/>
     <w:rsid w:val="00FC693F"/>
     <w:pPr>
-      <w:pBdr>
-        <w:bottom w:val="single" w:sz="4" w:space="4" w:color="4F81BD" w:themeColor="accent1"/>
-      </w:pBdr>
       <w:spacing w:before="200" w:after="280"/>
       <w:ind w:left="936" w:right="936"/>
     </w:pPr>
@@ -3335,7 +3132,7 @@
         <w:spacing w:before="0" w:after="0" w:line="240" w:lineRule="auto"/>
       </w:pPr>
       <w:rPr>
-        <w:rFonts w:asciiTheme="majorHAnsi" w:eastAsiaTheme="majorEastAsia" w:hAnsiTheme="majorHAnsi" w:cstheme="majorBidi"/>
+        <w:rFonts/>
         <w:b/>
         <w:bCs/>
       </w:rPr>
@@ -3356,7 +3153,7 @@
         <w:spacing w:before="0" w:after="0" w:line="240" w:lineRule="auto"/>
       </w:pPr>
       <w:rPr>
-        <w:rFonts w:asciiTheme="majorHAnsi" w:eastAsiaTheme="majorEastAsia" w:hAnsiTheme="majorHAnsi" w:cstheme="majorBidi"/>
+        <w:rFonts/>
         <w:b/>
         <w:bCs/>
       </w:rPr>
@@ -3374,14 +3171,14 @@
     </w:tblStylePr>
     <w:tblStylePr w:type="firstCol">
       <w:rPr>
-        <w:rFonts w:asciiTheme="majorHAnsi" w:eastAsiaTheme="majorEastAsia" w:hAnsiTheme="majorHAnsi" w:cstheme="majorBidi"/>
+        <w:rFonts/>
         <w:b/>
         <w:bCs/>
       </w:rPr>
     </w:tblStylePr>
     <w:tblStylePr w:type="lastCol">
       <w:rPr>
-        <w:rFonts w:asciiTheme="majorHAnsi" w:eastAsiaTheme="majorEastAsia" w:hAnsiTheme="majorHAnsi" w:cstheme="majorBidi"/>
+        <w:rFonts/>
         <w:b/>
         <w:bCs/>
       </w:rPr>
@@ -3465,7 +3262,7 @@
         <w:spacing w:before="0" w:after="0" w:line="240" w:lineRule="auto"/>
       </w:pPr>
       <w:rPr>
-        <w:rFonts w:asciiTheme="majorHAnsi" w:eastAsiaTheme="majorEastAsia" w:hAnsiTheme="majorHAnsi" w:cstheme="majorBidi"/>
+        <w:rFonts/>
         <w:b/>
         <w:bCs/>
       </w:rPr>
@@ -3486,7 +3283,7 @@
         <w:spacing w:before="0" w:after="0" w:line="240" w:lineRule="auto"/>
       </w:pPr>
       <w:rPr>
-        <w:rFonts w:asciiTheme="majorHAnsi" w:eastAsiaTheme="majorEastAsia" w:hAnsiTheme="majorHAnsi" w:cstheme="majorBidi"/>
+        <w:rFonts/>
         <w:b/>
         <w:bCs/>
       </w:rPr>
@@ -3504,14 +3301,14 @@
     </w:tblStylePr>
     <w:tblStylePr w:type="firstCol">
       <w:rPr>
-        <w:rFonts w:asciiTheme="majorHAnsi" w:eastAsiaTheme="majorEastAsia" w:hAnsiTheme="majorHAnsi" w:cstheme="majorBidi"/>
+        <w:rFonts/>
         <w:b/>
         <w:bCs/>
       </w:rPr>
     </w:tblStylePr>
     <w:tblStylePr w:type="lastCol">
       <w:rPr>
-        <w:rFonts w:asciiTheme="majorHAnsi" w:eastAsiaTheme="majorEastAsia" w:hAnsiTheme="majorHAnsi" w:cstheme="majorBidi"/>
+        <w:rFonts/>
         <w:b/>
         <w:bCs/>
       </w:rPr>
@@ -3595,7 +3392,7 @@
         <w:spacing w:before="0" w:after="0" w:line="240" w:lineRule="auto"/>
       </w:pPr>
       <w:rPr>
-        <w:rFonts w:asciiTheme="majorHAnsi" w:eastAsiaTheme="majorEastAsia" w:hAnsiTheme="majorHAnsi" w:cstheme="majorBidi"/>
+        <w:rFonts/>
         <w:b/>
         <w:bCs/>
       </w:rPr>
@@ -3616,7 +3413,7 @@
         <w:spacing w:before="0" w:after="0" w:line="240" w:lineRule="auto"/>
       </w:pPr>
       <w:rPr>
-        <w:rFonts w:asciiTheme="majorHAnsi" w:eastAsiaTheme="majorEastAsia" w:hAnsiTheme="majorHAnsi" w:cstheme="majorBidi"/>
+        <w:rFonts/>
         <w:b/>
         <w:bCs/>
       </w:rPr>
@@ -3634,14 +3431,14 @@
     </w:tblStylePr>
     <w:tblStylePr w:type="firstCol">
       <w:rPr>
-        <w:rFonts w:asciiTheme="majorHAnsi" w:eastAsiaTheme="majorEastAsia" w:hAnsiTheme="majorHAnsi" w:cstheme="majorBidi"/>
+        <w:rFonts/>
         <w:b/>
         <w:bCs/>
       </w:rPr>
     </w:tblStylePr>
     <w:tblStylePr w:type="lastCol">
       <w:rPr>
-        <w:rFonts w:asciiTheme="majorHAnsi" w:eastAsiaTheme="majorEastAsia" w:hAnsiTheme="majorHAnsi" w:cstheme="majorBidi"/>
+        <w:rFonts/>
         <w:b/>
         <w:bCs/>
       </w:rPr>
@@ -3725,7 +3522,7 @@
         <w:spacing w:before="0" w:after="0" w:line="240" w:lineRule="auto"/>
       </w:pPr>
       <w:rPr>
-        <w:rFonts w:asciiTheme="majorHAnsi" w:eastAsiaTheme="majorEastAsia" w:hAnsiTheme="majorHAnsi" w:cstheme="majorBidi"/>
+        <w:rFonts/>
         <w:b/>
         <w:bCs/>
       </w:rPr>
@@ -3746,7 +3543,7 @@
         <w:spacing w:before="0" w:after="0" w:line="240" w:lineRule="auto"/>
       </w:pPr>
       <w:rPr>
-        <w:rFonts w:asciiTheme="majorHAnsi" w:eastAsiaTheme="majorEastAsia" w:hAnsiTheme="majorHAnsi" w:cstheme="majorBidi"/>
+        <w:rFonts/>
         <w:b/>
         <w:bCs/>
       </w:rPr>
@@ -3764,14 +3561,14 @@
     </w:tblStylePr>
     <w:tblStylePr w:type="firstCol">
       <w:rPr>
-        <w:rFonts w:asciiTheme="majorHAnsi" w:eastAsiaTheme="majorEastAsia" w:hAnsiTheme="majorHAnsi" w:cstheme="majorBidi"/>
+        <w:rFonts/>
         <w:b/>
         <w:bCs/>
       </w:rPr>
     </w:tblStylePr>
     <w:tblStylePr w:type="lastCol">
       <w:rPr>
-        <w:rFonts w:asciiTheme="majorHAnsi" w:eastAsiaTheme="majorEastAsia" w:hAnsiTheme="majorHAnsi" w:cstheme="majorBidi"/>
+        <w:rFonts/>
         <w:b/>
         <w:bCs/>
       </w:rPr>
@@ -3855,7 +3652,7 @@
         <w:spacing w:before="0" w:after="0" w:line="240" w:lineRule="auto"/>
       </w:pPr>
       <w:rPr>
-        <w:rFonts w:asciiTheme="majorHAnsi" w:eastAsiaTheme="majorEastAsia" w:hAnsiTheme="majorHAnsi" w:cstheme="majorBidi"/>
+        <w:rFonts/>
         <w:b/>
         <w:bCs/>
       </w:rPr>
@@ -3876,7 +3673,7 @@
         <w:spacing w:before="0" w:after="0" w:line="240" w:lineRule="auto"/>
       </w:pPr>
       <w:rPr>
-        <w:rFonts w:asciiTheme="majorHAnsi" w:eastAsiaTheme="majorEastAsia" w:hAnsiTheme="majorHAnsi" w:cstheme="majorBidi"/>
+        <w:rFonts/>
         <w:b/>
         <w:bCs/>
       </w:rPr>
@@ -3894,14 +3691,14 @@
     </w:tblStylePr>
     <w:tblStylePr w:type="firstCol">
       <w:rPr>
-        <w:rFonts w:asciiTheme="majorHAnsi" w:eastAsiaTheme="majorEastAsia" w:hAnsiTheme="majorHAnsi" w:cstheme="majorBidi"/>
+        <w:rFonts/>
         <w:b/>
         <w:bCs/>
       </w:rPr>
     </w:tblStylePr>
     <w:tblStylePr w:type="lastCol">
       <w:rPr>
-        <w:rFonts w:asciiTheme="majorHAnsi" w:eastAsiaTheme="majorEastAsia" w:hAnsiTheme="majorHAnsi" w:cstheme="majorBidi"/>
+        <w:rFonts/>
         <w:b/>
         <w:bCs/>
       </w:rPr>
@@ -3985,7 +3782,7 @@
         <w:spacing w:before="0" w:after="0" w:line="240" w:lineRule="auto"/>
       </w:pPr>
       <w:rPr>
-        <w:rFonts w:asciiTheme="majorHAnsi" w:eastAsiaTheme="majorEastAsia" w:hAnsiTheme="majorHAnsi" w:cstheme="majorBidi"/>
+        <w:rFonts/>
         <w:b/>
         <w:bCs/>
       </w:rPr>
@@ -4006,7 +3803,7 @@
         <w:spacing w:before="0" w:after="0" w:line="240" w:lineRule="auto"/>
       </w:pPr>
       <w:rPr>
-        <w:rFonts w:asciiTheme="majorHAnsi" w:eastAsiaTheme="majorEastAsia" w:hAnsiTheme="majorHAnsi" w:cstheme="majorBidi"/>
+        <w:rFonts/>
         <w:b/>
         <w:bCs/>
       </w:rPr>
@@ -4024,14 +3821,14 @@
     </w:tblStylePr>
     <w:tblStylePr w:type="firstCol">
       <w:rPr>
-        <w:rFonts w:asciiTheme="majorHAnsi" w:eastAsiaTheme="majorEastAsia" w:hAnsiTheme="majorHAnsi" w:cstheme="majorBidi"/>
+        <w:rFonts/>
         <w:b/>
         <w:bCs/>
       </w:rPr>
     </w:tblStylePr>
     <w:tblStylePr w:type="lastCol">
       <w:rPr>
-        <w:rFonts w:asciiTheme="majorHAnsi" w:eastAsiaTheme="majorEastAsia" w:hAnsiTheme="majorHAnsi" w:cstheme="majorBidi"/>
+        <w:rFonts/>
         <w:b/>
         <w:bCs/>
       </w:rPr>
@@ -4115,7 +3912,7 @@
         <w:spacing w:before="0" w:after="0" w:line="240" w:lineRule="auto"/>
       </w:pPr>
       <w:rPr>
-        <w:rFonts w:asciiTheme="majorHAnsi" w:eastAsiaTheme="majorEastAsia" w:hAnsiTheme="majorHAnsi" w:cstheme="majorBidi"/>
+        <w:rFonts/>
         <w:b/>
         <w:bCs/>
       </w:rPr>
@@ -4136,7 +3933,7 @@
         <w:spacing w:before="0" w:after="0" w:line="240" w:lineRule="auto"/>
       </w:pPr>
       <w:rPr>
-        <w:rFonts w:asciiTheme="majorHAnsi" w:eastAsiaTheme="majorEastAsia" w:hAnsiTheme="majorHAnsi" w:cstheme="majorBidi"/>
+        <w:rFonts/>
         <w:b/>
         <w:bCs/>
       </w:rPr>
@@ -4154,14 +3951,14 @@
     </w:tblStylePr>
     <w:tblStylePr w:type="firstCol">
       <w:rPr>
-        <w:rFonts w:asciiTheme="majorHAnsi" w:eastAsiaTheme="majorEastAsia" w:hAnsiTheme="majorHAnsi" w:cstheme="majorBidi"/>
+        <w:rFonts/>
         <w:b/>
         <w:bCs/>
       </w:rPr>
     </w:tblStylePr>
     <w:tblStylePr w:type="lastCol">
       <w:rPr>
-        <w:rFonts w:asciiTheme="majorHAnsi" w:eastAsiaTheme="majorEastAsia" w:hAnsiTheme="majorHAnsi" w:cstheme="majorBidi"/>
+        <w:rFonts/>
         <w:b/>
         <w:bCs/>
       </w:rPr>
@@ -6026,7 +5823,7 @@
     </w:tblPr>
     <w:tblStylePr w:type="firstRow">
       <w:rPr>
-        <w:rFonts w:asciiTheme="majorHAnsi" w:eastAsiaTheme="majorEastAsia" w:hAnsiTheme="majorHAnsi" w:cstheme="majorBidi"/>
+        <w:rFonts/>
       </w:rPr>
       <w:tblPr/>
       <w:tcPr>
@@ -6110,7 +5907,7 @@
     </w:tblPr>
     <w:tblStylePr w:type="firstRow">
       <w:rPr>
-        <w:rFonts w:asciiTheme="majorHAnsi" w:eastAsiaTheme="majorEastAsia" w:hAnsiTheme="majorHAnsi" w:cstheme="majorBidi"/>
+        <w:rFonts/>
       </w:rPr>
       <w:tblPr/>
       <w:tcPr>
@@ -6194,7 +5991,7 @@
     </w:tblPr>
     <w:tblStylePr w:type="firstRow">
       <w:rPr>
-        <w:rFonts w:asciiTheme="majorHAnsi" w:eastAsiaTheme="majorEastAsia" w:hAnsiTheme="majorHAnsi" w:cstheme="majorBidi"/>
+        <w:rFonts/>
       </w:rPr>
       <w:tblPr/>
       <w:tcPr>
@@ -6278,7 +6075,7 @@
     </w:tblPr>
     <w:tblStylePr w:type="firstRow">
       <w:rPr>
-        <w:rFonts w:asciiTheme="majorHAnsi" w:eastAsiaTheme="majorEastAsia" w:hAnsiTheme="majorHAnsi" w:cstheme="majorBidi"/>
+        <w:rFonts/>
       </w:rPr>
       <w:tblPr/>
       <w:tcPr>
@@ -6362,7 +6159,7 @@
     </w:tblPr>
     <w:tblStylePr w:type="firstRow">
       <w:rPr>
-        <w:rFonts w:asciiTheme="majorHAnsi" w:eastAsiaTheme="majorEastAsia" w:hAnsiTheme="majorHAnsi" w:cstheme="majorBidi"/>
+        <w:rFonts/>
       </w:rPr>
       <w:tblPr/>
       <w:tcPr>
@@ -6446,7 +6243,7 @@
     </w:tblPr>
     <w:tblStylePr w:type="firstRow">
       <w:rPr>
-        <w:rFonts w:asciiTheme="majorHAnsi" w:eastAsiaTheme="majorEastAsia" w:hAnsiTheme="majorHAnsi" w:cstheme="majorBidi"/>
+        <w:rFonts/>
       </w:rPr>
       <w:tblPr/>
       <w:tcPr>
@@ -6530,7 +6327,7 @@
     </w:tblPr>
     <w:tblStylePr w:type="firstRow">
       <w:rPr>
-        <w:rFonts w:asciiTheme="majorHAnsi" w:eastAsiaTheme="majorEastAsia" w:hAnsiTheme="majorHAnsi" w:cstheme="majorBidi"/>
+        <w:rFonts/>
       </w:rPr>
       <w:tblPr/>
       <w:tcPr>
@@ -6595,7 +6392,7 @@
       <w:spacing w:after="0" w:line="240" w:lineRule="auto"/>
     </w:pPr>
     <w:rPr>
-      <w:rFonts w:asciiTheme="majorHAnsi" w:eastAsiaTheme="majorEastAsia" w:hAnsiTheme="majorHAnsi" w:cstheme="majorBidi"/>
+      <w:rFonts/>
       <w:color w:val="000000" w:themeColor="text1"/>
     </w:rPr>
     <w:tblPr>
@@ -6723,7 +6520,7 @@
       <w:spacing w:after="0" w:line="240" w:lineRule="auto"/>
     </w:pPr>
     <w:rPr>
-      <w:rFonts w:asciiTheme="majorHAnsi" w:eastAsiaTheme="majorEastAsia" w:hAnsiTheme="majorHAnsi" w:cstheme="majorBidi"/>
+      <w:rFonts/>
       <w:color w:val="000000" w:themeColor="text1"/>
     </w:rPr>
     <w:tblPr>
@@ -6851,7 +6648,7 @@
       <w:spacing w:after="0" w:line="240" w:lineRule="auto"/>
     </w:pPr>
     <w:rPr>
-      <w:rFonts w:asciiTheme="majorHAnsi" w:eastAsiaTheme="majorEastAsia" w:hAnsiTheme="majorHAnsi" w:cstheme="majorBidi"/>
+      <w:rFonts/>
       <w:color w:val="000000" w:themeColor="text1"/>
     </w:rPr>
     <w:tblPr>
@@ -6979,7 +6776,7 @@
       <w:spacing w:after="0" w:line="240" w:lineRule="auto"/>
     </w:pPr>
     <w:rPr>
-      <w:rFonts w:asciiTheme="majorHAnsi" w:eastAsiaTheme="majorEastAsia" w:hAnsiTheme="majorHAnsi" w:cstheme="majorBidi"/>
+      <w:rFonts/>
       <w:color w:val="000000" w:themeColor="text1"/>
     </w:rPr>
     <w:tblPr>
@@ -7107,7 +6904,7 @@
       <w:spacing w:after="0" w:line="240" w:lineRule="auto"/>
     </w:pPr>
     <w:rPr>
-      <w:rFonts w:asciiTheme="majorHAnsi" w:eastAsiaTheme="majorEastAsia" w:hAnsiTheme="majorHAnsi" w:cstheme="majorBidi"/>
+      <w:rFonts/>
       <w:color w:val="000000" w:themeColor="text1"/>
     </w:rPr>
     <w:tblPr>
@@ -7235,7 +7032,7 @@
       <w:spacing w:after="0" w:line="240" w:lineRule="auto"/>
     </w:pPr>
     <w:rPr>
-      <w:rFonts w:asciiTheme="majorHAnsi" w:eastAsiaTheme="majorEastAsia" w:hAnsiTheme="majorHAnsi" w:cstheme="majorBidi"/>
+      <w:rFonts/>
       <w:color w:val="000000" w:themeColor="text1"/>
     </w:rPr>
     <w:tblPr>
@@ -7363,7 +7160,7 @@
       <w:spacing w:after="0" w:line="240" w:lineRule="auto"/>
     </w:pPr>
     <w:rPr>
-      <w:rFonts w:asciiTheme="majorHAnsi" w:eastAsiaTheme="majorEastAsia" w:hAnsiTheme="majorHAnsi" w:cstheme="majorBidi"/>
+      <w:rFonts/>
       <w:color w:val="000000" w:themeColor="text1"/>
     </w:rPr>
     <w:tblPr>
@@ -8002,7 +7799,7 @@
       <w:spacing w:after="0" w:line="240" w:lineRule="auto"/>
     </w:pPr>
     <w:rPr>
-      <w:rFonts w:asciiTheme="majorHAnsi" w:eastAsiaTheme="majorEastAsia" w:hAnsiTheme="majorHAnsi" w:cstheme="majorBidi"/>
+      <w:rFonts/>
       <w:color w:val="000000" w:themeColor="text1"/>
     </w:rPr>
     <w:tblPr>
@@ -8127,7 +7924,7 @@
       <w:spacing w:after="0" w:line="240" w:lineRule="auto"/>
     </w:pPr>
     <w:rPr>
-      <w:rFonts w:asciiTheme="majorHAnsi" w:eastAsiaTheme="majorEastAsia" w:hAnsiTheme="majorHAnsi" w:cstheme="majorBidi"/>
+      <w:rFonts/>
       <w:color w:val="000000" w:themeColor="text1"/>
     </w:rPr>
     <w:tblPr>
@@ -8252,7 +8049,7 @@
       <w:spacing w:after="0" w:line="240" w:lineRule="auto"/>
     </w:pPr>
     <w:rPr>
-      <w:rFonts w:asciiTheme="majorHAnsi" w:eastAsiaTheme="majorEastAsia" w:hAnsiTheme="majorHAnsi" w:cstheme="majorBidi"/>
+      <w:rFonts/>
       <w:color w:val="000000" w:themeColor="text1"/>
     </w:rPr>
     <w:tblPr>
@@ -8377,7 +8174,7 @@
       <w:spacing w:after="0" w:line="240" w:lineRule="auto"/>
     </w:pPr>
     <w:rPr>
-      <w:rFonts w:asciiTheme="majorHAnsi" w:eastAsiaTheme="majorEastAsia" w:hAnsiTheme="majorHAnsi" w:cstheme="majorBidi"/>
+      <w:rFonts/>
       <w:color w:val="000000" w:themeColor="text1"/>
     </w:rPr>
     <w:tblPr>
@@ -8502,7 +8299,7 @@
       <w:spacing w:after="0" w:line="240" w:lineRule="auto"/>
     </w:pPr>
     <w:rPr>
-      <w:rFonts w:asciiTheme="majorHAnsi" w:eastAsiaTheme="majorEastAsia" w:hAnsiTheme="majorHAnsi" w:cstheme="majorBidi"/>
+      <w:rFonts/>
       <w:color w:val="000000" w:themeColor="text1"/>
     </w:rPr>
     <w:tblPr>
@@ -8627,7 +8424,7 @@
       <w:spacing w:after="0" w:line="240" w:lineRule="auto"/>
     </w:pPr>
     <w:rPr>
-      <w:rFonts w:asciiTheme="majorHAnsi" w:eastAsiaTheme="majorEastAsia" w:hAnsiTheme="majorHAnsi" w:cstheme="majorBidi"/>
+      <w:rFonts/>
       <w:color w:val="000000" w:themeColor="text1"/>
     </w:rPr>
     <w:tblPr>
@@ -8752,7 +8549,7 @@
       <w:spacing w:after="0" w:line="240" w:lineRule="auto"/>
     </w:pPr>
     <w:rPr>
-      <w:rFonts w:asciiTheme="majorHAnsi" w:eastAsiaTheme="majorEastAsia" w:hAnsiTheme="majorHAnsi" w:cstheme="majorBidi"/>
+      <w:rFonts/>
       <w:color w:val="000000" w:themeColor="text1"/>
     </w:rPr>
     <w:tblPr>
